--- a/mig_dataops_minimax.docx
+++ b/mig_dataops_minimax.docx
@@ -266,13 +266,13 @@
           <w:bCs/>
           <w:b/>
         </w:rPr>
-        <w:t xml:space="preserve">DevOps Engineer / Site Reliability Engineer</w:t>
-      </w:r>
-      <w:r>
-        <w:t xml:space="preserve"> </w:t>
-      </w:r>
-      <w:r>
-        <w:t xml:space="preserve">| Telstra Special Networks Engineering (SNE) | Melbourne, VIC</w:t>
+        <w:t xml:space="preserve">Senior Software Engineer</w:t>
+      </w:r>
+      <w:r>
+        <w:t xml:space="preserve"> </w:t>
+      </w:r>
+      <w:r>
+        <w:t xml:space="preserve">| Quantaco | Melbourne, VIC</w:t>
       </w:r>
       <w:r>
         <w:br/>
@@ -282,7 +282,7 @@
           <w:iCs/>
           <w:i/>
         </w:rPr>
-        <w:t xml:space="preserve">October 2022 – April 2025</w:t>
+        <w:t xml:space="preserve">October 2025 – March 2026</w:t>
       </w:r>
     </w:p>
     <w:p>
@@ -294,23 +294,7 @@
         <w:pStyle w:val="Compact"/>
       </w:pPr>
       <w:r>
-        <w:t xml:space="preserve">Provisioned and managed</w:t>
-      </w:r>
-      <w:r>
-        <w:t xml:space="preserve"> </w:t>
-      </w:r>
-      <w:r>
-        <w:rPr>
-          <w:bCs/>
-          <w:b/>
-        </w:rPr>
-        <w:t xml:space="preserve">Amazon EKS</w:t>
-      </w:r>
-      <w:r>
-        <w:t xml:space="preserve"> </w:t>
-      </w:r>
-      <w:r>
-        <w:t xml:space="preserve">clusters for hosting intensive AI/ML workloads, configuring GPU-enabled node pools for model training.</w:t>
+        <w:t xml:space="preserve">Refactored a large ERP Microservices FastAPI platform to use Pydantic V2 modelling, consistent exception handling, pagination, unit tests, smoke tests and significant performance speedup of over 100% for large dataset calls - utilizing AsyncIO, Redis and FastAPI best practices.</w:t>
       </w:r>
     </w:p>
     <w:p>
@@ -322,23 +306,23 @@
         <w:pStyle w:val="Compact"/>
       </w:pPr>
       <w:r>
-        <w:t xml:space="preserve">Orchestrated deployment of autonomous</w:t>
-      </w:r>
-      <w:r>
-        <w:t xml:space="preserve"> </w:t>
-      </w:r>
-      <w:r>
-        <w:rPr>
-          <w:bCs/>
-          <w:b/>
-        </w:rPr>
-        <w:t xml:space="preserve">Deepdivee AI Agents</w:t>
-      </w:r>
-      <w:r>
-        <w:t xml:space="preserve"> </w:t>
-      </w:r>
-      <w:r>
-        <w:t xml:space="preserve">to Kubernetes, implementing auto-scaling and self-healing capabilities.</w:t>
+        <w:t xml:space="preserve">Implemented</w:t>
+      </w:r>
+      <w:r>
+        <w:t xml:space="preserve"> </w:t>
+      </w:r>
+      <w:r>
+        <w:rPr>
+          <w:bCs/>
+          <w:b/>
+        </w:rPr>
+        <w:t xml:space="preserve">Terraform</w:t>
+      </w:r>
+      <w:r>
+        <w:t xml:space="preserve"> </w:t>
+      </w:r>
+      <w:r>
+        <w:t xml:space="preserve">for GitOps-driven continuous deployment, ensuring automated, reliable application updates across development, staging, and production environments.</w:t>
       </w:r>
     </w:p>
     <w:p>
@@ -350,23 +334,20 @@
         <w:pStyle w:val="Compact"/>
       </w:pPr>
       <w:r>
-        <w:t xml:space="preserve">Built and maintained</w:t>
-      </w:r>
-      <w:r>
-        <w:t xml:space="preserve"> </w:t>
-      </w:r>
-      <w:r>
-        <w:rPr>
-          <w:bCs/>
-          <w:b/>
-        </w:rPr>
-        <w:t xml:space="preserve">S3 Data Lakes</w:t>
-      </w:r>
-      <w:r>
-        <w:t xml:space="preserve"> </w:t>
-      </w:r>
-      <w:r>
-        <w:t xml:space="preserve">for storing and processing large-scale datasets, integrating with Athena for interactive querying.</w:t>
+        <w:t xml:space="preserve">Engineered a robust</w:t>
+      </w:r>
+      <w:r>
+        <w:t xml:space="preserve"> </w:t>
+      </w:r>
+      <w:r>
+        <w:rPr>
+          <w:bCs/>
+          <w:b/>
+        </w:rPr>
+        <w:t xml:space="preserve">Redis</w:t>
+      </w:r>
+      <w:r>
+        <w:t xml:space="preserve">-based caching layer and session management system, significantly reducing database load and improving API response times by over 60%.</w:t>
       </w:r>
     </w:p>
     <w:p>
@@ -378,83 +359,66 @@
         <w:pStyle w:val="Compact"/>
       </w:pPr>
       <w:r>
-        <w:t xml:space="preserve">Implemented CI/CD pipelines for ML model deployment using Jenkins, GitLab, and ArgoCD, reducing deployment time by 60%.</w:t>
-      </w:r>
-    </w:p>
-    <w:p>
-      <w:pPr>
-        <w:numPr>
-          <w:ilvl w:val="0"/>
-          <w:numId w:val="1002"/>
-        </w:numPr>
-        <w:pStyle w:val="Compact"/>
-      </w:pPr>
-      <w:r>
-        <w:t xml:space="preserve">Configured monitoring and observability for AI workloads using Prometheus/Grafana, tracking model performance metrics and resource utilization.</w:t>
-      </w:r>
-    </w:p>
-    <w:p>
-      <w:pPr>
-        <w:pStyle w:val="FirstParagraph"/>
-      </w:pPr>
-      <w:r>
-        <w:rPr>
-          <w:bCs/>
-          <w:b/>
-        </w:rPr>
-        <w:t xml:space="preserve">Senior Software Engineer</w:t>
-      </w:r>
-      <w:r>
-        <w:t xml:space="preserve"> </w:t>
-      </w:r>
-      <w:r>
-        <w:t xml:space="preserve">| NetApp | Melbourne, VIC</w:t>
-      </w:r>
-      <w:r>
-        <w:br/>
+        <w:t xml:space="preserve">Configured</w:t>
+      </w:r>
+      <w:r>
+        <w:t xml:space="preserve"> </w:t>
+      </w:r>
+      <w:r>
+        <w:rPr>
+          <w:bCs/>
+          <w:b/>
+        </w:rPr>
+        <w:t xml:space="preserve">Google Cloud Platform</w:t>
+      </w:r>
+      <w:r>
+        <w:t xml:space="preserve"> </w:t>
+      </w:r>
+      <w:r>
+        <w:t xml:space="preserve">services, such as</w:t>
+      </w:r>
+      <w:r>
+        <w:t xml:space="preserve"> </w:t>
       </w:r>
       <w:r>
         <w:rPr>
           <w:iCs/>
           <w:i/>
-        </w:rPr>
-        <w:t xml:space="preserve">January 2020 – May 2022</w:t>
-      </w:r>
-    </w:p>
-    <w:p>
-      <w:pPr>
-        <w:numPr>
-          <w:ilvl w:val="0"/>
-          <w:numId w:val="1003"/>
-        </w:numPr>
-        <w:pStyle w:val="Compact"/>
-      </w:pPr>
-      <w:r>
-        <w:t xml:space="preserve">Designed data pipelines handling $2M+ annual usage data using Python, Golang, RabbitMQ, and MongoDB.</w:t>
-      </w:r>
-    </w:p>
-    <w:p>
-      <w:pPr>
-        <w:numPr>
-          <w:ilvl w:val="0"/>
-          <w:numId w:val="1003"/>
-        </w:numPr>
-        <w:pStyle w:val="Compact"/>
-      </w:pPr>
-      <w:r>
-        <w:t xml:space="preserve">Built provisioning systems on Kubernetes enabling automated resource allocation for storage workloads.</w:t>
-      </w:r>
-    </w:p>
-    <w:p>
-      <w:pPr>
-        <w:numPr>
-          <w:ilvl w:val="0"/>
-          <w:numId w:val="1003"/>
-        </w:numPr>
-        <w:pStyle w:val="Compact"/>
-      </w:pPr>
-      <w:r>
-        <w:t xml:space="preserve">Integrated with multiple cloud providers (AWS, GCP, Azure) demonstrating multi-cloud data platform expertise.</w:t>
+          <w:bCs/>
+          <w:b/>
+        </w:rPr>
+        <w:t xml:space="preserve">CloudBuild/CloudRun/CloudFunctions</w:t>
+      </w:r>
+      <w:r>
+        <w:t xml:space="preserve"> </w:t>
+      </w:r>
+      <w:r>
+        <w:t xml:space="preserve">to support blue/green deployment.</w:t>
+      </w:r>
+    </w:p>
+    <w:p>
+      <w:pPr>
+        <w:numPr>
+          <w:ilvl w:val="0"/>
+          <w:numId w:val="1002"/>
+        </w:numPr>
+        <w:pStyle w:val="Compact"/>
+      </w:pPr>
+      <w:r>
+        <w:t xml:space="preserve">Developed and maintained CI/CD pipelines using</w:t>
+      </w:r>
+      <w:r>
+        <w:t xml:space="preserve"> </w:t>
+      </w:r>
+      <w:r>
+        <w:rPr>
+          <w:bCs/>
+          <w:b/>
+        </w:rPr>
+        <w:t xml:space="preserve">Github Workflows</w:t>
+      </w:r>
+      <w:r>
+        <w:t xml:space="preserve">, automating testing, security scanning, and deployment processes to ensure rapid and secure software delivery.</w:t>
       </w:r>
     </w:p>
     <w:p>
@@ -462,17 +426,7 @@
         <w:pStyle w:val="FirstParagraph"/>
       </w:pPr>
       <w:r>
-        <w:rPr>
-          <w:bCs/>
-          <w:b/>
-        </w:rPr>
-        <w:t xml:space="preserve">Data Engineer</w:t>
-      </w:r>
-      <w:r>
-        <w:t xml:space="preserve"> </w:t>
-      </w:r>
-      <w:r>
-        <w:t xml:space="preserve">| Sportsbet | Melbourne, VIC</w:t>
+        <w:t xml:space="preserve">*** Architect and CTO *** | Azez | Melbourne, VIC</w:t>
       </w:r>
       <w:r>
         <w:br/>
@@ -482,43 +436,31 @@
           <w:iCs/>
           <w:i/>
         </w:rPr>
-        <w:t xml:space="preserve">September 2019 – November 2019</w:t>
-      </w:r>
-    </w:p>
-    <w:p>
-      <w:pPr>
-        <w:numPr>
-          <w:ilvl w:val="0"/>
-          <w:numId w:val="1004"/>
-        </w:numPr>
-        <w:pStyle w:val="Compact"/>
-      </w:pPr>
-      <w:r>
-        <w:t xml:space="preserve">Managed large-scale AWS data lake resources (10TB+ daily processing) using Nifi, Talend, Glue, Databricks, Redshift, and Athena.</w:t>
-      </w:r>
-    </w:p>
-    <w:p>
-      <w:pPr>
-        <w:numPr>
-          <w:ilvl w:val="0"/>
-          <w:numId w:val="1004"/>
-        </w:numPr>
-        <w:pStyle w:val="Compact"/>
-      </w:pPr>
-      <w:r>
-        <w:t xml:space="preserve">Designed Talend workflows for automated PII sanitization prior to Kafka ingestion.</w:t>
-      </w:r>
-    </w:p>
-    <w:p>
-      <w:pPr>
-        <w:numPr>
-          <w:ilvl w:val="0"/>
-          <w:numId w:val="1004"/>
-        </w:numPr>
-        <w:pStyle w:val="Compact"/>
-      </w:pPr>
-      <w:r>
-        <w:t xml:space="preserve">Built data pipelines using Kafka for real-time data streaming and processing.</w:t>
+        <w:t xml:space="preserve">April 2025 – September 2025</w:t>
+      </w:r>
+    </w:p>
+    <w:p>
+      <w:pPr>
+        <w:numPr>
+          <w:ilvl w:val="0"/>
+          <w:numId w:val="1003"/>
+        </w:numPr>
+        <w:pStyle w:val="Compact"/>
+      </w:pPr>
+      <w:r>
+        <w:t xml:space="preserve">Architected and implemented a RAG Agent using FastAPI, LangChain, Huggingface libraries and other AI tools to provide contra-indication information for drugs/medical interventions based on PubMed article summaries and LLM reasoning.</w:t>
+      </w:r>
+    </w:p>
+    <w:p>
+      <w:pPr>
+        <w:numPr>
+          <w:ilvl w:val="0"/>
+          <w:numId w:val="1003"/>
+        </w:numPr>
+        <w:pStyle w:val="Compact"/>
+      </w:pPr>
+      <w:r>
+        <w:t xml:space="preserve">DeepDive Agent is deployed in a Kubernetes ecosystem comprising Gitea, ArgoCD, PostgreSQL Vector Search, MinIO, Hashicorp Vault, APISIX gateway and FastAPI microservices.</w:t>
       </w:r>
     </w:p>
     <w:p>
@@ -530,13 +472,13 @@
           <w:bCs/>
           <w:b/>
         </w:rPr>
-        <w:t xml:space="preserve">Big Data DevOps Engineer</w:t>
-      </w:r>
-      <w:r>
-        <w:t xml:space="preserve"> </w:t>
-      </w:r>
-      <w:r>
-        <w:t xml:space="preserve">| Telstra (CTO/Big Data Analytics) | Melbourne, VIC</w:t>
+        <w:t xml:space="preserve">DevOps Engineer / Site Reliability Engineer</w:t>
+      </w:r>
+      <w:r>
+        <w:t xml:space="preserve"> </w:t>
+      </w:r>
+      <w:r>
+        <w:t xml:space="preserve">| Telstra Special Networks Engineering (SNE) | Melbourne, VIC</w:t>
       </w:r>
       <w:r>
         <w:br/>
@@ -546,6 +488,282 @@
           <w:iCs/>
           <w:i/>
         </w:rPr>
+        <w:t xml:space="preserve">October 2022 – April 2025</w:t>
+      </w:r>
+    </w:p>
+    <w:p>
+      <w:pPr>
+        <w:numPr>
+          <w:ilvl w:val="0"/>
+          <w:numId w:val="1004"/>
+        </w:numPr>
+        <w:pStyle w:val="Compact"/>
+      </w:pPr>
+      <w:r>
+        <w:t xml:space="preserve">Provisioned and managed</w:t>
+      </w:r>
+      <w:r>
+        <w:t xml:space="preserve"> </w:t>
+      </w:r>
+      <w:r>
+        <w:rPr>
+          <w:bCs/>
+          <w:b/>
+        </w:rPr>
+        <w:t xml:space="preserve">Amazon EKS</w:t>
+      </w:r>
+      <w:r>
+        <w:t xml:space="preserve"> </w:t>
+      </w:r>
+      <w:r>
+        <w:t xml:space="preserve">clusters for hosting intensive AI/ML workloads, configuring GPU-enabled node pools for model training.</w:t>
+      </w:r>
+    </w:p>
+    <w:p>
+      <w:pPr>
+        <w:numPr>
+          <w:ilvl w:val="0"/>
+          <w:numId w:val="1004"/>
+        </w:numPr>
+        <w:pStyle w:val="Compact"/>
+      </w:pPr>
+      <w:r>
+        <w:t xml:space="preserve">Orchestrated deployment of autonomous</w:t>
+      </w:r>
+      <w:r>
+        <w:t xml:space="preserve"> </w:t>
+      </w:r>
+      <w:r>
+        <w:rPr>
+          <w:bCs/>
+          <w:b/>
+        </w:rPr>
+        <w:t xml:space="preserve">Deepdivee AI Agents</w:t>
+      </w:r>
+      <w:r>
+        <w:t xml:space="preserve"> </w:t>
+      </w:r>
+      <w:r>
+        <w:t xml:space="preserve">to Kubernetes, implementing auto-scaling and self-healing capabilities.</w:t>
+      </w:r>
+    </w:p>
+    <w:p>
+      <w:pPr>
+        <w:numPr>
+          <w:ilvl w:val="0"/>
+          <w:numId w:val="1004"/>
+        </w:numPr>
+        <w:pStyle w:val="Compact"/>
+      </w:pPr>
+      <w:r>
+        <w:t xml:space="preserve">Built and maintained</w:t>
+      </w:r>
+      <w:r>
+        <w:t xml:space="preserve"> </w:t>
+      </w:r>
+      <w:r>
+        <w:rPr>
+          <w:bCs/>
+          <w:b/>
+        </w:rPr>
+        <w:t xml:space="preserve">S3 Data Lakes</w:t>
+      </w:r>
+      <w:r>
+        <w:t xml:space="preserve"> </w:t>
+      </w:r>
+      <w:r>
+        <w:t xml:space="preserve">for storing and processing large-scale datasets, integrating with Athena for interactive querying.</w:t>
+      </w:r>
+    </w:p>
+    <w:p>
+      <w:pPr>
+        <w:numPr>
+          <w:ilvl w:val="0"/>
+          <w:numId w:val="1004"/>
+        </w:numPr>
+        <w:pStyle w:val="Compact"/>
+      </w:pPr>
+      <w:r>
+        <w:t xml:space="preserve">Implemented CI/CD pipelines for ML model deployment using Jenkins, GitLab, and ArgoCD, reducing deployment time by 60%.</w:t>
+      </w:r>
+    </w:p>
+    <w:p>
+      <w:pPr>
+        <w:numPr>
+          <w:ilvl w:val="0"/>
+          <w:numId w:val="1004"/>
+        </w:numPr>
+        <w:pStyle w:val="Compact"/>
+      </w:pPr>
+      <w:r>
+        <w:t xml:space="preserve">Configured monitoring and observability for AI workloads using Prometheus/Grafana, tracking model performance metrics and resource utilization.</w:t>
+      </w:r>
+    </w:p>
+    <w:p>
+      <w:pPr>
+        <w:numPr>
+          <w:ilvl w:val="0"/>
+          <w:numId w:val="1004"/>
+        </w:numPr>
+        <w:pStyle w:val="Compact"/>
+      </w:pPr>
+      <w:r>
+        <w:t xml:space="preserve">Optimized national security data processing by deploying low-latency Spark jobs to edge nodes, reducing processing time by 40% compared to centralized cloud clusters.</w:t>
+      </w:r>
+    </w:p>
+    <w:p>
+      <w:pPr>
+        <w:pStyle w:val="FirstParagraph"/>
+      </w:pPr>
+      <w:r>
+        <w:rPr>
+          <w:bCs/>
+          <w:b/>
+        </w:rPr>
+        <w:t xml:space="preserve">Senior Software Engineer</w:t>
+      </w:r>
+      <w:r>
+        <w:t xml:space="preserve"> </w:t>
+      </w:r>
+      <w:r>
+        <w:t xml:space="preserve">| NetApp | Melbourne, VIC</w:t>
+      </w:r>
+      <w:r>
+        <w:br/>
+      </w:r>
+      <w:r>
+        <w:rPr>
+          <w:iCs/>
+          <w:i/>
+        </w:rPr>
+        <w:t xml:space="preserve">January 2020 – May 2022</w:t>
+      </w:r>
+    </w:p>
+    <w:p>
+      <w:pPr>
+        <w:numPr>
+          <w:ilvl w:val="0"/>
+          <w:numId w:val="1005"/>
+        </w:numPr>
+        <w:pStyle w:val="Compact"/>
+      </w:pPr>
+      <w:r>
+        <w:t xml:space="preserve">Designed data pipelines handling $2M+ annual usage data using Python, Golang, RabbitMQ, and MongoDB.</w:t>
+      </w:r>
+    </w:p>
+    <w:p>
+      <w:pPr>
+        <w:numPr>
+          <w:ilvl w:val="0"/>
+          <w:numId w:val="1005"/>
+        </w:numPr>
+        <w:pStyle w:val="Compact"/>
+      </w:pPr>
+      <w:r>
+        <w:t xml:space="preserve">Built provisioning systems on Kubernetes enabling automated resource allocation for storage workloads.</w:t>
+      </w:r>
+    </w:p>
+    <w:p>
+      <w:pPr>
+        <w:numPr>
+          <w:ilvl w:val="0"/>
+          <w:numId w:val="1005"/>
+        </w:numPr>
+        <w:pStyle w:val="Compact"/>
+      </w:pPr>
+      <w:r>
+        <w:t xml:space="preserve">Integrated with multiple cloud providers (AWS, GCP, Azure) demonstrating multi-cloud data platform expertise.</w:t>
+      </w:r>
+    </w:p>
+    <w:p>
+      <w:pPr>
+        <w:pStyle w:val="FirstParagraph"/>
+      </w:pPr>
+      <w:r>
+        <w:rPr>
+          <w:bCs/>
+          <w:b/>
+        </w:rPr>
+        <w:t xml:space="preserve">Data Engineer</w:t>
+      </w:r>
+      <w:r>
+        <w:t xml:space="preserve"> </w:t>
+      </w:r>
+      <w:r>
+        <w:t xml:space="preserve">| Sportsbet | Melbourne, VIC</w:t>
+      </w:r>
+      <w:r>
+        <w:br/>
+      </w:r>
+      <w:r>
+        <w:rPr>
+          <w:iCs/>
+          <w:i/>
+        </w:rPr>
+        <w:t xml:space="preserve">September 2019 – November 2019</w:t>
+      </w:r>
+    </w:p>
+    <w:p>
+      <w:pPr>
+        <w:numPr>
+          <w:ilvl w:val="0"/>
+          <w:numId w:val="1006"/>
+        </w:numPr>
+        <w:pStyle w:val="Compact"/>
+      </w:pPr>
+      <w:r>
+        <w:t xml:space="preserve">Managed large-scale AWS data lake resources (10TB+ daily processing) using Nifi, Talend, Glue, Databricks, Redshift, and Athena.</w:t>
+      </w:r>
+    </w:p>
+    <w:p>
+      <w:pPr>
+        <w:numPr>
+          <w:ilvl w:val="0"/>
+          <w:numId w:val="1006"/>
+        </w:numPr>
+        <w:pStyle w:val="Compact"/>
+      </w:pPr>
+      <w:r>
+        <w:t xml:space="preserve">Designed Talend workflows for automated PII sanitization prior to Kafka ingestion.</w:t>
+      </w:r>
+    </w:p>
+    <w:p>
+      <w:pPr>
+        <w:numPr>
+          <w:ilvl w:val="0"/>
+          <w:numId w:val="1006"/>
+        </w:numPr>
+        <w:pStyle w:val="Compact"/>
+      </w:pPr>
+      <w:r>
+        <w:t xml:space="preserve">Built data pipelines using Kafka for real-time data streaming and processing.</w:t>
+      </w:r>
+    </w:p>
+    <w:p>
+      <w:pPr>
+        <w:pStyle w:val="FirstParagraph"/>
+      </w:pPr>
+      <w:r>
+        <w:rPr>
+          <w:bCs/>
+          <w:b/>
+        </w:rPr>
+        <w:t xml:space="preserve">Big Data DevOps Engineer</w:t>
+      </w:r>
+      <w:r>
+        <w:t xml:space="preserve"> </w:t>
+      </w:r>
+      <w:r>
+        <w:t xml:space="preserve">| Telstra (CTO/Big Data Analytics) | Melbourne, VIC</w:t>
+      </w:r>
+      <w:r>
+        <w:br/>
+      </w:r>
+      <w:r>
+        <w:rPr>
+          <w:iCs/>
+          <w:i/>
+        </w:rPr>
         <w:t xml:space="preserve">October 2017 – December 2018</w:t>
       </w:r>
     </w:p>
@@ -553,7 +771,7 @@
       <w:pPr>
         <w:numPr>
           <w:ilvl w:val="0"/>
-          <w:numId w:val="1005"/>
+          <w:numId w:val="1007"/>
         </w:numPr>
         <w:pStyle w:val="Compact"/>
       </w:pPr>
@@ -565,7 +783,7 @@
       <w:pPr>
         <w:numPr>
           <w:ilvl w:val="0"/>
-          <w:numId w:val="1005"/>
+          <w:numId w:val="1007"/>
         </w:numPr>
         <w:pStyle w:val="Compact"/>
       </w:pPr>
@@ -577,7 +795,7 @@
       <w:pPr>
         <w:numPr>
           <w:ilvl w:val="0"/>
-          <w:numId w:val="1005"/>
+          <w:numId w:val="1007"/>
         </w:numPr>
         <w:pStyle w:val="Compact"/>
       </w:pPr>
@@ -610,35 +828,161 @@
         <w:br/>
       </w:r>
       <w:r>
-        <w:t xml:space="preserve">* Architected AI platform on Amazon EKS for geospatial data processing and ML inference</w:t>
-      </w:r>
-      <w:r>
-        <w:t xml:space="preserve"> </w:t>
-      </w:r>
-      <w:r>
-        <w:t xml:space="preserve">* Implemented</w:t>
-      </w:r>
-      <w:r>
-        <w:t xml:space="preserve"> </w:t>
-      </w:r>
-      <w:r>
-        <w:rPr>
-          <w:bCs/>
-          <w:b/>
-        </w:rPr>
-        <w:t xml:space="preserve">PostgreSQL with PostGIS</w:t>
-      </w:r>
-      <w:r>
-        <w:t xml:space="preserve"> </w:t>
-      </w:r>
-      <w:r>
-        <w:t xml:space="preserve">for complex spatial queries and geographic data handling</w:t>
-      </w:r>
-      <w:r>
-        <w:t xml:space="preserve"> </w:t>
-      </w:r>
-      <w:r>
-        <w:t xml:space="preserve">* Built S3-based data lake architecture for storing terabytes of geospatial imagery and sensor data</w:t>
+        <w:t xml:space="preserve">* Architected reproducible AI platform on</w:t>
+      </w:r>
+      <w:r>
+        <w:t xml:space="preserve"> </w:t>
+      </w:r>
+      <w:r>
+        <w:rPr>
+          <w:bCs/>
+          <w:b/>
+        </w:rPr>
+        <w:t xml:space="preserve">Amazon EKS</w:t>
+      </w:r>
+      <w:r>
+        <w:t xml:space="preserve"> </w:t>
+      </w:r>
+      <w:r>
+        <w:t xml:space="preserve">with secure VPC network isolation for geospatial data processing and ML inference.</w:t>
+      </w:r>
+      <w:r>
+        <w:t xml:space="preserve"> </w:t>
+      </w:r>
+      <w:r>
+        <w:t xml:space="preserve">* Provisioned infrastructure using</w:t>
+      </w:r>
+      <w:r>
+        <w:t xml:space="preserve"> </w:t>
+      </w:r>
+      <w:r>
+        <w:rPr>
+          <w:bCs/>
+          <w:b/>
+        </w:rPr>
+        <w:t xml:space="preserve">Terraform</w:t>
+      </w:r>
+      <w:r>
+        <w:t xml:space="preserve"> </w:t>
+      </w:r>
+      <w:r>
+        <w:t xml:space="preserve">and</w:t>
+      </w:r>
+      <w:r>
+        <w:t xml:space="preserve"> </w:t>
+      </w:r>
+      <w:r>
+        <w:rPr>
+          <w:bCs/>
+          <w:b/>
+        </w:rPr>
+        <w:t xml:space="preserve">Ansible</w:t>
+      </w:r>
+      <w:r>
+        <w:t xml:space="preserve"> </w:t>
+      </w:r>
+      <w:r>
+        <w:t xml:space="preserve">to manage</w:t>
+      </w:r>
+      <w:r>
+        <w:t xml:space="preserve"> </w:t>
+      </w:r>
+      <w:r>
+        <w:rPr>
+          <w:bCs/>
+          <w:b/>
+        </w:rPr>
+        <w:t xml:space="preserve">PostgreSQL 16.1</w:t>
+      </w:r>
+      <w:r>
+        <w:t xml:space="preserve"> </w:t>
+      </w:r>
+      <w:r>
+        <w:t xml:space="preserve">with</w:t>
+      </w:r>
+      <w:r>
+        <w:t xml:space="preserve"> </w:t>
+      </w:r>
+      <w:r>
+        <w:rPr>
+          <w:bCs/>
+          <w:b/>
+        </w:rPr>
+        <w:t xml:space="preserve">PostGIS</w:t>
+      </w:r>
+      <w:r>
+        <w:t xml:space="preserve"> </w:t>
+      </w:r>
+      <w:r>
+        <w:t xml:space="preserve">for complex spatial queries.</w:t>
+      </w:r>
+      <w:r>
+        <w:t xml:space="preserve"> </w:t>
+      </w:r>
+      <w:r>
+        <w:t xml:space="preserve">* Built scalable</w:t>
+      </w:r>
+      <w:r>
+        <w:t xml:space="preserve"> </w:t>
+      </w:r>
+      <w:r>
+        <w:rPr>
+          <w:bCs/>
+          <w:b/>
+        </w:rPr>
+        <w:t xml:space="preserve">S3 Data Lake</w:t>
+      </w:r>
+      <w:r>
+        <w:t xml:space="preserve"> </w:t>
+      </w:r>
+      <w:r>
+        <w:t xml:space="preserve">architecture for storing terabytes of geospatial imagery and sensor data.</w:t>
+      </w:r>
+    </w:p>
+    <w:p>
+      <w:pPr>
+        <w:pStyle w:val="BodyText"/>
+      </w:pPr>
+      <w:r>
+        <w:rPr>
+          <w:bCs/>
+          <w:b/>
+        </w:rPr>
+        <w:t xml:space="preserve">LLM Data Pretraining Pipeline</w:t>
+      </w:r>
+      <w:r>
+        <w:br/>
+      </w:r>
+      <w:r>
+        <w:t xml:space="preserve">* Engineered a high-performance</w:t>
+      </w:r>
+      <w:r>
+        <w:t xml:space="preserve"> </w:t>
+      </w:r>
+      <w:r>
+        <w:rPr>
+          <w:bCs/>
+          <w:b/>
+        </w:rPr>
+        <w:t xml:space="preserve">Python pipeline</w:t>
+      </w:r>
+      <w:r>
+        <w:t xml:space="preserve"> </w:t>
+      </w:r>
+      <w:r>
+        <w:t xml:space="preserve">(Pydantic V2, Typer) for processing unstructured records into tokenized datasets for LLM pre-training.</w:t>
+      </w:r>
+      <w:r>
+        <w:t xml:space="preserve"> </w:t>
+      </w:r>
+      <w:r>
+        <w:t xml:space="preserve">* Implemented automated PII removal, deduplication, and Parquet parallel processing to efficiently handle large-scale corpora.</w:t>
+      </w:r>
+      <w:r>
+        <w:t xml:space="preserve"> </w:t>
+      </w:r>
+      <w:r>
+        <w:t xml:space="preserve">* Containerized the entire pipeline using Docker for reproducible execution across disparate compute environments.</w:t>
       </w:r>
     </w:p>
     <w:bookmarkEnd w:id="23"/>
@@ -876,6 +1220,12 @@
     <w:abstractNumId w:val="991"/>
   </w:num>
   <w:num w:numId="1005">
+    <w:abstractNumId w:val="991"/>
+  </w:num>
+  <w:num w:numId="1006">
+    <w:abstractNumId w:val="991"/>
+  </w:num>
+  <w:num w:numId="1007">
     <w:abstractNumId w:val="991"/>
   </w:num>
 </w:numbering>
